--- a/zaini_case_audit_output/outputs/word/documents/027_عقد بيع حصص الشيخ احمد زيني في شركة احمد زيني التجارية الى اسامة ـ 20-09-1431.docx
+++ b/zaini_case_audit_output/outputs/word/documents/027_عقد بيع حصص الشيخ احمد زيني في شركة احمد زيني التجارية الى اسامة ـ 20-09-1431.docx
@@ -312,7 +312,7 @@
           <w:b w:val="0"/>
           <w:i w:val="0"/>
         </w:rPr>
-        <w:t>ىلع ةربتعملا ةيلهألا لماكب امهو نافرطلا قفتا دقف جراخلاو لخادلا يف اهتاقالعو ةكرشلا هذه ىلع ًاظافحو ديهمتلا يف اهيلإ راشملا لامعألا نم يناثلا فرطلا هب موقي املو تاكرشلل ًاماع ريدمو كيرش هتفصب هتاقحتسم ملتسي ملو اهيلإ راشملا تاونسلا ةليط هلباقي امو كلذ ريظن ىضاقتي مل يناثلا فرطلا نأ ثيحو . تاكرشلا وأ كونبلا يف ةيرامثتسالا ةظفاحملا ةرادإ . تادقاعتو تارامثتسا يف ةلوخدم تاكرش سيسأت -5- . تاكراشملا وأ تامهاسملا ءاوس ةيراقعلا عيراشملا ىلع رشابملا فارشإلا 4-</w:t>
+        <w:t>4- الإشراف المباشر على المشاريع العقارية سواء المساهمات أو المشاركات . -5- تأسيس شركات مدخولة في استثمارات وتعاقدات . إدارة المحافظة الاستثمارية في البنوك أو الشركات . وحيث أن الطرف الثاني لم يتقاضى نظير ذلك وما يقابله طيلة السنوات المشار إليها ولم يستلم مستحقاته بصفته شريك ومدير عاماً للشركات ولما يقوم به الطرف الثاني من الأعمال المشار إليها في التمهيد وحفاظاً على هذه الشركة وعلاقاتها في الداخل والخارج فقد اتفق الطرفان وهما بكامل الأهلية المعتبرة على</w:t>
       </w:r>
     </w:p>
     <w:p>

--- a/zaini_case_audit_output/outputs/word/documents/027_عقد بيع حصص الشيخ احمد زيني في شركة احمد زيني التجارية الى اسامة ـ 20-09-1431.docx
+++ b/zaini_case_audit_output/outputs/word/documents/027_عقد بيع حصص الشيخ احمد زيني في شركة احمد زيني التجارية الى اسامة ـ 20-09-1431.docx
@@ -195,7 +195,7 @@
           <w:b w:val="0"/>
           <w:i w:val="0"/>
         </w:rPr>
-        <w:t>. اهتعباتمو اهتارادإ سيسأتو هالعأ ةروكذملا ةضباقلا ةكرشلل ةدودحم ةيلوؤسم تاذ تاكرش سيسأت -ب . ةضباقلا ةكرشلاب ةيناويح يعارز وأ يعانص وأ يراجت : اهتعباتمو طاشنلا</w:t>
+        <w:t>النشاط ومتابعتها : تجاري أو صناعي أو زراعي حيوانية بالشركة القابضة . ب- تأسيس شركات ذات مسؤولية محدودة للشركة القابضة المذكورة أعلاه وتأسيس إداراتها ومتابعتها .</w:t>
       </w:r>
     </w:p>
     <w:p>

--- a/zaini_case_audit_output/outputs/word/documents/027_عقد بيع حصص الشيخ احمد زيني في شركة احمد زيني التجارية الى اسامة ـ 20-09-1431.docx
+++ b/zaini_case_audit_output/outputs/word/documents/027_عقد بيع حصص الشيخ احمد زيني في شركة احمد زيني التجارية الى اسامة ـ 20-09-1431.docx
@@ -143,7 +143,7 @@
           <w:b w:val="0"/>
           <w:i w:val="0"/>
         </w:rPr>
-        <w:t>ينيز دمحأ هماسأ / يناثلا فرطلا</w:t>
+        <w:t>الطرف الثاني / أسامه أحمد زيني</w:t>
       </w:r>
     </w:p>
     <w:p>
@@ -234,7 +234,7 @@
           <w:b w:val="0"/>
           <w:i w:val="0"/>
         </w:rPr>
-        <w:t>لماكلاب لوألا فرطلل صاخلا نكسلا ىلع فارشإلاو هليومت ىلع فارشإلاو ةلئاعلل ينكسلا عمجملا ءاشنإ -1- : يف ةلثمتملاو لوألا فرطلا اهب ةفلك ةصاخ لامعأب يناثلا فرطلا ماق : اثلاث . ينيزو رابآ ةكرش ةلظم تحت لمعت تناك تاكرش ءارشو ةيراجت قاوسأ ءاشنإو ةيراقع عيراشمب مايقلاو لهل مزاللا ليومتلاو اهفادهأ قيقحتو ديدحتو تاكرشلا هذه سيسأتب ينثلا فرطلا ماق : ةيراجتلا ينيز دمحأ ةكرشو هدالوأو ينيز دمحأ ةكرش صخي ام : ايناث</w:t>
+        <w:t>ثانيا : ما يخص شركة أحمد زيني وأولاده وشركة أحمد زيني التجارية : قام الطرف الثني بتأسيس هذه الشركات وتحديد وتحقيق أهدافها والتمويل اللازم لهل والقيام بمشاريع عقارية وإنشاء أسواق تجارية وشراء شركات كانت تعمل تحت مظلة شركة آبار وزيني . ثالثا : قام الطرف الثاني بأعمال خاصة كلفة بها الطرف الأول والمتمثلة في : -1- إنشاء المجمع السكني للعائلة والإشراف على تمويله والإشراف على السكن الخاص للطرف الأول بالكامل</w:t>
       </w:r>
     </w:p>
     <w:p>
@@ -247,7 +247,7 @@
           <w:b w:val="0"/>
           <w:i w:val="0"/>
         </w:rPr>
-        <w:t>. اهنع جتانلا ليصحتو اهيلع فارشإلاو ةيلاملا ةظفاحملا ةرادإ 2-</w:t>
+        <w:t>2- إدارة المحافظة المالية والإشراف عليها وتحصيل الناتج عنها .</w:t>
       </w:r>
     </w:p>
     <w:p>
@@ -299,7 +299,7 @@
           <w:b w:val="0"/>
           <w:i w:val="0"/>
         </w:rPr>
-        <w:t>اهصوصخب رشابم فيلكت يأو ةرسألا تاجايتحا عيمج ىلع رشابملا فارشإ</w:t>
+        <w:t>إشراف المباشر على جميع احتياجات الأسرة وأي تكليف مباشر بخصوصها</w:t>
       </w:r>
     </w:p>
     <w:p>
@@ -364,7 +364,7 @@
           <w:b w:val="0"/>
           <w:i w:val="0"/>
         </w:rPr>
-        <w:t>.ةيرجه ةنس لك ةيادب عفدت ةنس لكل لاير نينويلم عقاوب تاونس رشع ةدمل طاسقألا ةقيرط ىلع يقبتملا غلبملا ديدستب يناثلا فرطلا موقي :ًاعبار . لوألا دنبلا يف هراشملا صصحلا ةميق نم غلبملا اذه مصخ متو لاير</w:t>
+        <w:t>ريال وتم خصم هذا المبلغ من قيمة الحصص المشاره في البند الأول . رابعاً: يقوم الطرف الثاني بتسديد المبلغ المتبقي على طريقة الأقساط لمدة عشر سنوات بواقع مليونين ريال لكل سنة تدفع بداية كل سنة هجرية.</w:t>
       </w:r>
     </w:p>
     <w:p>
@@ -416,7 +416,7 @@
           <w:b w:val="0"/>
           <w:i w:val="0"/>
         </w:rPr>
-        <w:t>. صتخملا لدعلا بتاك ىدل كلذ قيثوت ةراجتلا ةرازو ىدل ةيماظنلا تاءارجإلا يقاب لامكتساو يناثلا فرطلا ةيكلم ىلإ لوألا فرطلا ةيكلم نم هراشملا صصحلا لماك لقنو ءارجإب نافرطلا موقي :ًاعسات</w:t>
+        <w:t>تاسعاً: يقوم الطرفان بإجراء ونقل كامل الحصص المشاره من ملكية الطرف الأول إلى ملكية الطرف الثاني واستكمال باقي الإجراءات النظامية لدى وزارة التجارة توثيق ذلك لدى كاتب العدل المختص .</w:t>
       </w:r>
     </w:p>
     <w:p>
@@ -442,7 +442,7 @@
           <w:b w:val="0"/>
           <w:i w:val="0"/>
         </w:rPr>
-        <w:t>؛؛؛؛؛ نيدهاشلا ريخ هللاو</w:t>
+        <w:t>والله خير الشاهدين ؛؛؛؛؛</w:t>
       </w:r>
     </w:p>
     <w:p>
@@ -455,7 +455,7 @@
           <w:b w:val="0"/>
           <w:i w:val="0"/>
         </w:rPr>
-        <w:t>لوألا فرطلا</w:t>
+        <w:t>الطرف الأول</w:t>
       </w:r>
     </w:p>
     <w:p>
@@ -598,7 +598,7 @@
           <w:b w:val="0"/>
           <w:i w:val="0"/>
         </w:rPr>
-        <w:t>يناثلا</w:t>
+        <w:t>الثاني</w:t>
       </w:r>
     </w:p>
     <w:p>
@@ -637,7 +637,7 @@
           <w:b w:val="0"/>
           <w:i w:val="0"/>
         </w:rPr>
-        <w:t>يماثقلا دهف لصف</w:t>
+        <w:t>فصل فهد القثامي</w:t>
       </w:r>
     </w:p>
     <w:sectPr>
